--- a/word_reports/LP_0286_위치_124_Queen_Live Killers.docx
+++ b/word_reports/LP_0286_위치_124_Queen_Live Killers.docx
@@ -4,7 +4,7 @@
   <w:body>
     <w:p>
       <w:pPr>
-        <w:spacing w:after="280"/>
+        <w:spacing w:after="80"/>
       </w:pPr>
       <w:r>
         <w:rPr w:rFonts="맑은 고딕">
@@ -13,94 +13,47 @@
           <w:color w:val="1E3A8A"/>
           <w:sz w:val="30"/>
         </w:rPr>
-        <w:t>[124] Queen - Live Killers</w:t>
+        <w:t>Queen (여왕) - Live Killers</w:t>
       </w:r>
     </w:p>
     <w:p>
       <w:pPr>
-        <w:spacing w:after="320"/>
+        <w:spacing w:after="240"/>
       </w:pPr>
       <w:r>
         <w:rPr w:rFonts="맑은 고딕">
           <w:rFonts w:ascii="맑은 고딕" w:hAnsi="맑은 고딕" w:eastAsia="맑은 고딕"/>
           <w:b/>
-          <w:sz w:val="20"/>
+          <w:color w:val="4B5563"/>
+          <w:sz w:val="22"/>
         </w:rPr>
-        <w:t>■ 위치 : 124</w:t>
-        <w:br/>
-      </w:r>
-      <w:r>
-        <w:rPr w:rFonts="맑은 고딕">
-          <w:rFonts w:ascii="맑은 고딕" w:hAnsi="맑은 고딕" w:eastAsia="맑은 고딕"/>
-          <w:b/>
-          <w:sz w:val="20"/>
-        </w:rPr>
-        <w:t>■ 아티스트 : Queen</w:t>
-        <w:br/>
-      </w:r>
-      <w:r>
-        <w:rPr w:rFonts="맑은 고딕">
-          <w:rFonts w:ascii="맑은 고딕" w:hAnsi="맑은 고딕" w:eastAsia="맑은 고딕"/>
-          <w:b/>
-          <w:sz w:val="20"/>
-        </w:rPr>
-        <w:t>■ 앨범명 : Live Killers</w:t>
-        <w:br/>
-      </w:r>
-      <w:r>
-        <w:rPr w:rFonts="맑은 고딕">
-          <w:rFonts w:ascii="맑은 고딕" w:hAnsi="맑은 고딕" w:eastAsia="맑은 고딕"/>
-          <w:b w:val="0"/>
-          <w:sz w:val="20"/>
-        </w:rPr>
-        <w:t>■ 음반 레이블 : EMI Records / Elektra Records</w:t>
-        <w:br/>
-      </w:r>
-      <w:r>
-        <w:rPr w:rFonts="맑은 고딕">
-          <w:rFonts w:ascii="맑은 고딕" w:hAnsi="맑은 고딕" w:eastAsia="맑은 고딕"/>
-          <w:b w:val="0"/>
-          <w:sz w:val="20"/>
-        </w:rPr>
-        <w:t>■ 발매년도 : 1979</w:t>
-        <w:br/>
-      </w:r>
-      <w:r>
-        <w:rPr w:rFonts="맑은 고딕">
-          <w:rFonts w:ascii="맑은 고딕" w:hAnsi="맑은 고딕" w:eastAsia="맑은 고딕"/>
-          <w:b w:val="0"/>
-          <w:sz w:val="20"/>
-        </w:rPr>
-        <w:t>■ 장르 : 하드 록 (Hard Rock), 아레나 록 (Arena Rock)</w:t>
-        <w:br/>
-      </w:r>
-      <w:r>
-        <w:rPr w:rFonts="맑은 고딕">
-          <w:rFonts w:ascii="맑은 고딕" w:hAnsi="맑은 고딕" w:eastAsia="맑은 고딕"/>
-          <w:b w:val="0"/>
-          <w:sz w:val="20"/>
-        </w:rPr>
-        <w:t>■ 주요 수록곡 : 1. We Will Rock You (Fast Version)</w:t>
-        <w:br/>
+        <w:t>위치 :  124</w:t>
       </w:r>
     </w:p>
     <w:p>
       <w:pPr>
-        <w:spacing w:after="160"/>
+        <w:spacing w:line="324" w:lineRule="auto" w:before="80" w:after="160"/>
       </w:pPr>
       <w:r>
         <w:rPr w:rFonts="맑은 고딕">
           <w:rFonts w:ascii="맑은 고딕" w:hAnsi="맑은 고딕" w:eastAsia="맑은 고딕"/>
           <w:b/>
           <w:color w:val="1F2937"/>
-          <w:sz w:val="24"/>
+          <w:sz w:val="22"/>
         </w:rPr>
-        <w:t>■ 음반 해설 및 감상 가이드</w:t>
+        <w:t xml:space="preserve">[음반 소개] </w:t>
+      </w:r>
+      <w:r>
+        <w:rPr w:rFonts="맑은 고딕">
+          <w:rFonts w:ascii="맑은 고딕" w:hAnsi="맑은 고딕" w:eastAsia="맑은 고딕"/>
+          <w:b w:val="0"/>
+          <w:sz w:val="21"/>
+        </w:rPr>
       </w:r>
     </w:p>
     <w:p>
       <w:pPr>
-        <w:spacing w:line="312" w:lineRule="auto" w:after="120"/>
+        <w:spacing w:line="324" w:lineRule="auto" w:after="120"/>
       </w:pPr>
       <w:r>
         <w:rPr w:rFonts="맑은 고딕">
@@ -108,51 +61,516 @@
           <w:b w:val="0"/>
           <w:sz w:val="21"/>
         </w:rPr>
-        <w:t>1979년에 발매된 《Live Killers》는 전설적인 영국의 록 밴드 퀸(Queen)의 첫 번째 공식 더블 라이브 음반이자, 1970년대 퀸이 쌓아 올린 음악적 업적의 화려한 집대성입니다. 1979년 1월부터 3월까지 진행된 유럽 투어('Jazz Tour')의 실황을 바탕으로 제작된 이 앨범은, 당대 최고의 공연 집단이었던 퀸이 왜 '아레나 록의 제왕'으로 불렸는지를 입증하는 명쾌한 증거입니다. 스튜디오 음반의 정교한 프로덕션을 넘어 무대 위에서 비로소 완성되는 이들의 폭발적인 에너지와 입체적인 사운드가 2장의 LP 가득 생동감 있게 펼쳐집니다.</w:t>
+        <w:t>1970년대 록의 황금기, 거대한 스타디움을 전율케 했던 퀸의 폭발적인 무대 예술을 두 장의 바이닐에 오롯이 응축해 낸 이들의 첫 공식 더블 라이브 앨범입니다. 스튜디오의 정교한 완벽주의를 넘어 무대 위에서 비로소 온전한 생명력을 얻는 프레디 머큐리의 압도적인 카리스마와 브라이언 메이의 유려한 기타 오케스트레이션이 눈앞에 펼쳐집니다. 수만 관객과 네 명의 천재가 하나의 거대한 호흡으로 교감하던 그 찬란한 밤의 기록은, 반세기가 흐른 오늘날에도 가슴 벅찬 아날로그의 전율을 선사합니다.</w:t>
       </w:r>
     </w:p>
     <w:p>
       <w:pPr>
-        <w:spacing w:line="312" w:lineRule="auto" w:after="120"/>
+        <w:spacing w:line="324" w:lineRule="auto" w:before="200" w:after="80"/>
       </w:pPr>
+      <w:r>
+        <w:rPr w:rFonts="맑은 고딕">
+          <w:rFonts w:ascii="맑은 고딕" w:hAnsi="맑은 고딕" w:eastAsia="맑은 고딕"/>
+          <w:b/>
+          <w:color w:val="1E3A8A"/>
+          <w:sz w:val="24"/>
+        </w:rPr>
+        <w:t>1. 음반 데이터</w:t>
+      </w:r>
+    </w:p>
+    <w:p>
+      <w:pPr>
+        <w:spacing w:line="324" w:lineRule="auto" w:after="80"/>
+      </w:pPr>
+      <w:r>
+        <w:rPr w:rFonts="맑은 고딕">
+          <w:rFonts w:ascii="맑은 고딕" w:hAnsi="맑은 고딕" w:eastAsia="맑은 고딕"/>
+          <w:b w:val="0"/>
+          <w:color w:val="6B7280"/>
+          <w:sz w:val="21"/>
+        </w:rPr>
+        <w:t xml:space="preserve">· </w:t>
+      </w:r>
+      <w:r>
+        <w:rPr w:rFonts="맑은 고딕">
+          <w:rFonts w:ascii="맑은 고딕" w:hAnsi="맑은 고딕" w:eastAsia="맑은 고딕"/>
+          <w:b/>
+          <w:color w:val="1F2937"/>
+          <w:sz w:val="21"/>
+        </w:rPr>
+        <w:t xml:space="preserve">앨범명: </w:t>
+      </w:r>
       <w:r>
         <w:rPr w:rFonts="맑은 고딕">
           <w:rFonts w:ascii="맑은 고딕" w:hAnsi="맑은 고딕" w:eastAsia="맑은 고딕"/>
           <w:b w:val="0"/>
           <w:sz w:val="21"/>
         </w:rPr>
-        <w:t>음악적으로 이 음반은 완벽한 제어와 날것의 날카로움이 조화를 이루는 고품격 연주를 자랑합니다. 프레디 머큐리의 관객을 지배하는 압도적인 보컬과 프론트맨으로서의 카리스마는 음원만으로도 현장의 열기를 그대로 전달합니다. 스튜디오 버전과 달리 강렬하고 빠른 템포로 오프닝을 열어젖히는 'We Will Rock You (Fast Version)'는 관객을 단숨에 몰입시키며, 브라이언 메이의 특색 있는 '레드 스페셜' 기타 서스테인은 하드 록 특유의 무게감을 더합니다. 또한, 관객들의 싱얼롱과 브라이언의 어쿠스틱 연주가 아름답게 교감하는 'Love of My Life'는 앨범 내에서 가장 서정적이고 감동적인 순간을 연출합니다.</w:t>
+        <w:t>Live Killers</w:t>
       </w:r>
     </w:p>
     <w:p>
       <w:pPr>
-        <w:spacing w:line="312" w:lineRule="auto" w:after="120"/>
+        <w:spacing w:line="324" w:lineRule="auto" w:after="80"/>
       </w:pPr>
+      <w:r>
+        <w:rPr w:rFonts="맑은 고딕">
+          <w:rFonts w:ascii="맑은 고딕" w:hAnsi="맑은 고딕" w:eastAsia="맑은 고딕"/>
+          <w:b w:val="0"/>
+          <w:color w:val="6B7280"/>
+          <w:sz w:val="21"/>
+        </w:rPr>
+        <w:t xml:space="preserve">· </w:t>
+      </w:r>
+      <w:r>
+        <w:rPr w:rFonts="맑은 고딕">
+          <w:rFonts w:ascii="맑은 고딕" w:hAnsi="맑은 고딕" w:eastAsia="맑은 고딕"/>
+          <w:b/>
+          <w:color w:val="1F2937"/>
+          <w:sz w:val="21"/>
+        </w:rPr>
+        <w:t xml:space="preserve">아티스트: </w:t>
+      </w:r>
       <w:r>
         <w:rPr w:rFonts="맑은 고딕">
           <w:rFonts w:ascii="맑은 고딕" w:hAnsi="맑은 고딕" w:eastAsia="맑은 고딕"/>
           <w:b w:val="0"/>
           <w:sz w:val="21"/>
         </w:rPr>
-        <w:t>밴드 멤버들이 직접 프로듀싱과 믹싱에 참여하여 완성된 이 음반은 스튜디오의 정돈됨보다는 공연장의 웅장한 공기감과 무대의 열기를 있는 그대로 담아내는 데 주력했습니다. 비록 발매 당시 사운드 믹싱에 대한 미학적 논의가 있기도 했으나, 시간 흐름에 따라 이는 오히려 70년대 말 퀸의 진면목을 담아낸 가장 솔직하고 생생한 기록으로 평가받고 있습니다.</w:t>
+        <w:t>Queen (여왕)</w:t>
       </w:r>
     </w:p>
     <w:p>
       <w:pPr>
-        <w:spacing w:line="312" w:lineRule="auto" w:after="120"/>
+        <w:spacing w:line="324" w:lineRule="auto" w:after="80"/>
       </w:pPr>
+      <w:r>
+        <w:rPr w:rFonts="맑은 고딕">
+          <w:rFonts w:ascii="맑은 고딕" w:hAnsi="맑은 고딕" w:eastAsia="맑은 고딕"/>
+          <w:b w:val="0"/>
+          <w:color w:val="6B7280"/>
+          <w:sz w:val="21"/>
+        </w:rPr>
+        <w:t xml:space="preserve">· </w:t>
+      </w:r>
+      <w:r>
+        <w:rPr w:rFonts="맑은 고딕">
+          <w:rFonts w:ascii="맑은 고딕" w:hAnsi="맑은 고딕" w:eastAsia="맑은 고딕"/>
+          <w:b/>
+          <w:color w:val="1F2937"/>
+          <w:sz w:val="21"/>
+        </w:rPr>
+        <w:t xml:space="preserve">발매 정보: </w:t>
+      </w:r>
       <w:r>
         <w:rPr w:rFonts="맑은 고딕">
           <w:rFonts w:ascii="맑은 고딕" w:hAnsi="맑은 고딕" w:eastAsia="맑은 고딕"/>
           <w:b w:val="0"/>
           <w:sz w:val="21"/>
         </w:rPr>
-        <w:t>아날로그 LP 레코드로 감상할 때 그 가치는 더욱 빛을 발합니다. 두툼한 바이닐의 그루브를 통해 흘러나오는 로저 테일러의 묵직한 드럼 비트, 존 디콘의 견고한 베이스라인, 그리고 관중들의 열광적인 함성은 청자를 1979년 유럽의 뜨거웠던 스타디움 한가운데로 인도하는 고품격 음악적 경험을 선사할 것입니다.</w:t>
+        <w:t>1979년 6월 26일 발매된 퀸의 첫 번째 공식 더블 라이브 음반으로, 1979년 1월부터 3월까지 펼쳐진 유럽 ‘Jazz Tour’의 실황을 담아 스위스 몽트뢰의 마운틴 스튜디오에서 멤버들이 직접 믹싱을 맡아 완성한 역사적 기록물입니다.</w:t>
+      </w:r>
+    </w:p>
+    <w:p>
+      <w:pPr>
+        <w:spacing w:line="324" w:lineRule="auto" w:after="80"/>
+      </w:pPr>
+      <w:r>
+        <w:rPr w:rFonts="맑은 고딕">
+          <w:rFonts w:ascii="맑은 고딕" w:hAnsi="맑은 고딕" w:eastAsia="맑은 고딕"/>
+          <w:b w:val="0"/>
+          <w:color w:val="6B7280"/>
+          <w:sz w:val="21"/>
+        </w:rPr>
+        <w:t xml:space="preserve">· </w:t>
+      </w:r>
+      <w:r>
+        <w:rPr w:rFonts="맑은 고딕">
+          <w:rFonts w:ascii="맑은 고딕" w:hAnsi="맑은 고딕" w:eastAsia="맑은 고딕"/>
+          <w:b/>
+          <w:color w:val="1F2937"/>
+          <w:sz w:val="21"/>
+        </w:rPr>
+        <w:t xml:space="preserve">LP 인기도(판매량): </w:t>
+      </w:r>
+      <w:r>
+        <w:rPr w:rFonts="맑은 고딕">
+          <w:rFonts w:ascii="맑은 고딕" w:hAnsi="맑은 고딕" w:eastAsia="맑은 고딕"/>
+          <w:b w:val="0"/>
+          <w:sz w:val="21"/>
+        </w:rPr>
+        <w:t>발매 직후 영국 앨범 차트 3위, 미국 빌보드 200 차트 16위에 올랐으며, 미국 음반산업협회(RIAA)로부터 더블 플래티넘(200만 장 이상) 인증을 받는 등 전 세계 차트를 석권하며 상업적·대중적으로 거대한 성공을 거두었습니다.</w:t>
+      </w:r>
+    </w:p>
+    <w:p>
+      <w:pPr>
+        <w:spacing w:line="324" w:lineRule="auto" w:after="80"/>
+      </w:pPr>
+      <w:r>
+        <w:rPr w:rFonts="맑은 고딕">
+          <w:rFonts w:ascii="맑은 고딕" w:hAnsi="맑은 고딕" w:eastAsia="맑은 고딕"/>
+          <w:b w:val="0"/>
+          <w:color w:val="6B7280"/>
+          <w:sz w:val="21"/>
+        </w:rPr>
+        <w:t xml:space="preserve">· </w:t>
+      </w:r>
+      <w:r>
+        <w:rPr w:rFonts="맑은 고딕">
+          <w:rFonts w:ascii="맑은 고딕" w:hAnsi="맑은 고딕" w:eastAsia="맑은 고딕"/>
+          <w:b/>
+          <w:color w:val="1F2937"/>
+          <w:sz w:val="21"/>
+        </w:rPr>
+        <w:t xml:space="preserve">각종 수상경력: </w:t>
+      </w:r>
+      <w:r>
+        <w:rPr w:rFonts="맑은 고딕">
+          <w:rFonts w:ascii="맑은 고딕" w:hAnsi="맑은 고딕" w:eastAsia="맑은 고딕"/>
+          <w:b w:val="0"/>
+          <w:sz w:val="21"/>
+        </w:rPr>
+        <w:t>당대 평단과 유수의 음악 전문지로부터 "1970년대 아레나 록의 절대적 정점을 증명한 기념비적 라이브 명반"이라는 찬사를 받았으며, 오늘날까지도 록 역사상 가장 위대한 실황 앨범 중 하나로 확고한 권위를 인정받고 있습니다.</w:t>
+      </w:r>
+    </w:p>
+    <w:p>
+      <w:pPr>
+        <w:spacing w:line="324" w:lineRule="auto" w:before="200" w:after="80"/>
+      </w:pPr>
+      <w:r>
+        <w:rPr w:rFonts="맑은 고딕">
+          <w:rFonts w:ascii="맑은 고딕" w:hAnsi="맑은 고딕" w:eastAsia="맑은 고딕"/>
+          <w:b/>
+          <w:color w:val="1E3A8A"/>
+          <w:sz w:val="24"/>
+        </w:rPr>
+        <w:t>2. 아티스트 정보</w:t>
+      </w:r>
+    </w:p>
+    <w:p>
+      <w:pPr>
+        <w:spacing w:line="324" w:lineRule="auto" w:after="80"/>
+      </w:pPr>
+      <w:r>
+        <w:rPr w:rFonts="맑은 고딕">
+          <w:rFonts w:ascii="맑은 고딕" w:hAnsi="맑은 고딕" w:eastAsia="맑은 고딕"/>
+          <w:b w:val="0"/>
+          <w:color w:val="6B7280"/>
+          <w:sz w:val="21"/>
+        </w:rPr>
+        <w:t xml:space="preserve">· </w:t>
+      </w:r>
+      <w:r>
+        <w:rPr w:rFonts="맑은 고딕">
+          <w:rFonts w:ascii="맑은 고딕" w:hAnsi="맑은 고딕" w:eastAsia="맑은 고딕"/>
+          <w:b/>
+          <w:color w:val="1F2937"/>
+          <w:sz w:val="21"/>
+        </w:rPr>
+        <w:t xml:space="preserve">국적: </w:t>
+      </w:r>
+      <w:r>
+        <w:rPr w:rFonts="맑은 고딕">
+          <w:rFonts w:ascii="맑은 고딕" w:hAnsi="맑은 고딕" w:eastAsia="맑은 고딕"/>
+          <w:b w:val="0"/>
+          <w:sz w:val="21"/>
+        </w:rPr>
+        <w:t>영국 (United Kingdom)</w:t>
+      </w:r>
+    </w:p>
+    <w:p>
+      <w:pPr>
+        <w:spacing w:line="324" w:lineRule="auto" w:after="80"/>
+      </w:pPr>
+      <w:r>
+        <w:rPr w:rFonts="맑은 고딕">
+          <w:rFonts w:ascii="맑은 고딕" w:hAnsi="맑은 고딕" w:eastAsia="맑은 고딕"/>
+          <w:b w:val="0"/>
+          <w:color w:val="6B7280"/>
+          <w:sz w:val="21"/>
+        </w:rPr>
+        <w:t xml:space="preserve">· </w:t>
+      </w:r>
+      <w:r>
+        <w:rPr w:rFonts="맑은 고딕">
+          <w:rFonts w:ascii="맑은 고딕" w:hAnsi="맑은 고딕" w:eastAsia="맑은 고딕"/>
+          <w:b/>
+          <w:color w:val="1F2937"/>
+          <w:sz w:val="21"/>
+        </w:rPr>
+        <w:t xml:space="preserve">생몰년도: </w:t>
+      </w:r>
+      <w:r>
+        <w:rPr w:rFonts="맑은 고딕">
+          <w:rFonts w:ascii="맑은 고딕" w:hAnsi="맑은 고딕" w:eastAsia="맑은 고딕"/>
+          <w:b w:val="0"/>
+          <w:sz w:val="21"/>
+        </w:rPr>
+        <w:t>1970년 결성 ~ 현재 (보컬 프레디 머큐리: 1946년 ~ 1991년)</w:t>
+      </w:r>
+    </w:p>
+    <w:p>
+      <w:pPr>
+        <w:spacing w:line="324" w:lineRule="auto" w:after="80"/>
+      </w:pPr>
+      <w:r>
+        <w:rPr w:rFonts="맑은 고딕">
+          <w:rFonts w:ascii="맑은 고딕" w:hAnsi="맑은 고딕" w:eastAsia="맑은 고딕"/>
+          <w:b w:val="0"/>
+          <w:color w:val="6B7280"/>
+          <w:sz w:val="21"/>
+        </w:rPr>
+        <w:t xml:space="preserve">· </w:t>
+      </w:r>
+      <w:r>
+        <w:rPr w:rFonts="맑은 고딕">
+          <w:rFonts w:ascii="맑은 고딕" w:hAnsi="맑은 고딕" w:eastAsia="맑은 고딕"/>
+          <w:b/>
+          <w:color w:val="1F2937"/>
+          <w:sz w:val="21"/>
+        </w:rPr>
+        <w:t xml:space="preserve">그룹 소속: </w:t>
+      </w:r>
+      <w:r>
+        <w:rPr w:rFonts="맑은 고딕">
+          <w:rFonts w:ascii="맑은 고딕" w:hAnsi="맑은 고딕" w:eastAsia="맑은 고딕"/>
+          <w:b w:val="0"/>
+          <w:sz w:val="21"/>
+        </w:rPr>
+        <w:t>4인조 록 밴드 (프레디 머큐리, 브라이언 메이, 존 디콘, 로저 테일러)</w:t>
+      </w:r>
+    </w:p>
+    <w:p>
+      <w:pPr>
+        <w:spacing w:line="324" w:lineRule="auto" w:after="80"/>
+      </w:pPr>
+      <w:r>
+        <w:rPr w:rFonts="맑은 고딕">
+          <w:rFonts w:ascii="맑은 고딕" w:hAnsi="맑은 고딕" w:eastAsia="맑은 고딕"/>
+          <w:b w:val="0"/>
+          <w:color w:val="6B7280"/>
+          <w:sz w:val="21"/>
+        </w:rPr>
+        <w:t xml:space="preserve">· </w:t>
+      </w:r>
+      <w:r>
+        <w:rPr w:rFonts="맑은 고딕">
+          <w:rFonts w:ascii="맑은 고딕" w:hAnsi="맑은 고딕" w:eastAsia="맑은 고딕"/>
+          <w:b/>
+          <w:color w:val="1F2937"/>
+          <w:sz w:val="21"/>
+        </w:rPr>
+        <w:t xml:space="preserve">아티스트 소개: </w:t>
+      </w:r>
+      <w:r>
+        <w:rPr w:rFonts="맑은 고딕">
+          <w:rFonts w:ascii="맑은 고딕" w:hAnsi="맑은 고딕" w:eastAsia="맑은 고딕"/>
+          <w:b w:val="0"/>
+          <w:sz w:val="21"/>
+        </w:rPr>
+        <w:t>글램 록, 오페라, 헤비메탈, 팝을 유려하게 융합하며 독창적인 음악적 소우주를 구축한 20세기 대중음악사의 찬란한 전설입니다. 클래식의 웅장한 화성과 록의 야성미를 완벽히 결합하여 '스타디움 록'이라는 장대한 지평을 열었으며, 한계를 모르는 예술혼으로 전 세계 음악 애호가들의 영혼을 사로잡았습니다.</w:t>
+      </w:r>
+    </w:p>
+    <w:p>
+      <w:pPr>
+        <w:spacing w:line="324" w:lineRule="auto" w:before="200" w:after="80"/>
+      </w:pPr>
+      <w:r>
+        <w:rPr w:rFonts="맑은 고딕">
+          <w:rFonts w:ascii="맑은 고딕" w:hAnsi="맑은 고딕" w:eastAsia="맑은 고딕"/>
+          <w:b/>
+          <w:color w:val="1E3A8A"/>
+          <w:sz w:val="24"/>
+        </w:rPr>
+        <w:t>3. 음반 상세 분석</w:t>
+      </w:r>
+    </w:p>
+    <w:p>
+      <w:pPr>
+        <w:spacing w:line="324" w:lineRule="auto" w:after="80"/>
+      </w:pPr>
+      <w:r>
+        <w:rPr w:rFonts="맑은 고딕">
+          <w:rFonts w:ascii="맑은 고딕" w:hAnsi="맑은 고딕" w:eastAsia="맑은 고딕"/>
+          <w:b w:val="0"/>
+          <w:color w:val="6B7280"/>
+          <w:sz w:val="21"/>
+        </w:rPr>
+        <w:t xml:space="preserve">· </w:t>
+      </w:r>
+      <w:r>
+        <w:rPr w:rFonts="맑은 고딕">
+          <w:rFonts w:ascii="맑은 고딕" w:hAnsi="맑은 고딕" w:eastAsia="맑은 고딕"/>
+          <w:b/>
+          <w:color w:val="1F2937"/>
+          <w:sz w:val="21"/>
+        </w:rPr>
+        <w:t xml:space="preserve">역사적 위치: </w:t>
+      </w:r>
+      <w:r>
+        <w:rPr w:rFonts="맑은 고딕">
+          <w:rFonts w:ascii="맑은 고딕" w:hAnsi="맑은 고딕" w:eastAsia="맑은 고딕"/>
+          <w:b w:val="0"/>
+          <w:sz w:val="21"/>
+        </w:rPr>
+        <w:t>스튜디오 앨범에서 구축했던 복잡하고 정교한 다중 녹음의 마법을, 일체의 덧칠 없이 오직 네 멤버의 순수한 연주력과 생생한 육성만으로 무대 위에 재현해 낸 걸작입니다. 거친 숨소리와 무대의 열기, 그리고 완벽한 음악성이 결합하여 라이브 밴드로서 퀸의 압도적 위상을 음악사에 영원히 각인시킨 역사적 분기점이라 할 수 있습니다.</w:t>
+      </w:r>
+    </w:p>
+    <w:p>
+      <w:pPr>
+        <w:spacing w:line="324" w:lineRule="auto" w:after="80"/>
+      </w:pPr>
+      <w:r>
+        <w:rPr w:rFonts="맑은 고딕">
+          <w:rFonts w:ascii="맑은 고딕" w:hAnsi="맑은 고딕" w:eastAsia="맑은 고딕"/>
+          <w:b w:val="0"/>
+          <w:color w:val="6B7280"/>
+          <w:sz w:val="21"/>
+        </w:rPr>
+        <w:t xml:space="preserve">· </w:t>
+      </w:r>
+      <w:r>
+        <w:rPr w:rFonts="맑은 고딕">
+          <w:rFonts w:ascii="맑은 고딕" w:hAnsi="맑은 고딕" w:eastAsia="맑은 고딕"/>
+          <w:b/>
+          <w:color w:val="1F2937"/>
+          <w:sz w:val="21"/>
+        </w:rPr>
+        <w:t xml:space="preserve">시대의 흔적(스토리텔링): </w:t>
+      </w:r>
+      <w:r>
+        <w:rPr w:rFonts="맑은 고딕">
+          <w:rFonts w:ascii="맑은 고딕" w:hAnsi="맑은 고딕" w:eastAsia="맑은 고딕"/>
+          <w:b w:val="0"/>
+          <w:sz w:val="21"/>
+        </w:rPr>
+        <w:t>펑크의 반항과 디스코의 열풍이 소용돌이치던 1970년대 말, 음악이 어떻게 거대한 군중을 하나로 품고 위로할 수 있는지를 웅변하는 앨범입니다. 프레디 머큐리의 손짓 하나에 수만 명의 청춘들이 환호와 눈물로 화답하던 그 시절의 공기는, 혼란스러운 시대를 열정으로 극복하고자 했던 젊은 날의 순수한 낭만과 벅찬 감성을 고스란히 품고 있습니다.</w:t>
+      </w:r>
+    </w:p>
+    <w:p>
+      <w:pPr>
+        <w:spacing w:line="324" w:lineRule="auto" w:before="200" w:after="80"/>
+      </w:pPr>
+      <w:r>
+        <w:rPr w:rFonts="맑은 고딕">
+          <w:rFonts w:ascii="맑은 고딕" w:hAnsi="맑은 고딕" w:eastAsia="맑은 고딕"/>
+          <w:b/>
+          <w:color w:val="1E3A8A"/>
+          <w:sz w:val="24"/>
+        </w:rPr>
+        <w:t>4. 주요 수록곡 및 감상 제언</w:t>
+      </w:r>
+    </w:p>
+    <w:p>
+      <w:pPr>
+        <w:spacing w:line="324" w:lineRule="auto" w:after="80"/>
+      </w:pPr>
+      <w:r>
+        <w:rPr w:rFonts="맑은 고딕">
+          <w:rFonts w:ascii="맑은 고딕" w:hAnsi="맑은 고딕" w:eastAsia="맑은 고딕"/>
+          <w:b w:val="0"/>
+          <w:color w:val="6B7280"/>
+          <w:sz w:val="21"/>
+        </w:rPr>
+        <w:t xml:space="preserve">· </w:t>
+      </w:r>
+      <w:r>
+        <w:rPr w:rFonts="맑은 고딕">
+          <w:rFonts w:ascii="맑은 고딕" w:hAnsi="맑은 고딕" w:eastAsia="맑은 고딕"/>
+          <w:b/>
+          <w:color w:val="1F2937"/>
+          <w:sz w:val="21"/>
+        </w:rPr>
+        <w:t xml:space="preserve">주요 수록곡 특징: </w:t>
+      </w:r>
+      <w:r>
+        <w:rPr w:rFonts="맑은 고딕">
+          <w:rFonts w:ascii="맑은 고딕" w:hAnsi="맑은 고딕" w:eastAsia="맑은 고딕"/>
+          <w:b w:val="0"/>
+          <w:sz w:val="21"/>
+        </w:rPr>
+        <w:t>스튜디오 버전과 달리 박진감 넘치는 하드 록으로 질주하는 오프닝 곡 ‘We Will Rock You (Fast)’, 관객들의 서정적인 떼창과 프레디 머큐리의 맑고 애절한 피아노 타건이 감동을 자아내는 ‘Love of My Life’, 브라이언 메이 특유의 딜레이 주법과 영롱한 에코가 돋보이는 대곡 ‘Brighton Rock’, 그리고 록과 오페라의 정수를 무대 위의 야성으로 폭발시키는 ‘Bohemian Rhapsody’에 이르기까지 다채로운 명연의 파노라마가 펼쳐집니다.</w:t>
+      </w:r>
+    </w:p>
+    <w:p>
+      <w:pPr>
+        <w:spacing w:line="324" w:lineRule="auto" w:after="80"/>
+      </w:pPr>
+      <w:r>
+        <w:rPr w:rFonts="맑은 고딕">
+          <w:rFonts w:ascii="맑은 고딕" w:hAnsi="맑은 고딕" w:eastAsia="맑은 고딕"/>
+          <w:b w:val="0"/>
+          <w:color w:val="6B7280"/>
+          <w:sz w:val="21"/>
+        </w:rPr>
+        <w:t xml:space="preserve">· </w:t>
+      </w:r>
+      <w:r>
+        <w:rPr w:rFonts="맑은 고딕">
+          <w:rFonts w:ascii="맑은 고딕" w:hAnsi="맑은 고딕" w:eastAsia="맑은 고딕"/>
+          <w:b/>
+          <w:color w:val="1F2937"/>
+          <w:sz w:val="21"/>
+        </w:rPr>
+        <w:t xml:space="preserve">빈티지 감상 제언: </w:t>
+      </w:r>
+      <w:r>
+        <w:rPr w:rFonts="맑은 고딕">
+          <w:rFonts w:ascii="맑은 고딕" w:hAnsi="맑은 고딕" w:eastAsia="맑은 고딕"/>
+          <w:b w:val="0"/>
+          <w:sz w:val="21"/>
+        </w:rPr>
+        <w:t>턴테이블의 바늘이 LP의 깊은 소리골을 스치는 순간, 묵직한 베이스 라인과 웅장한 킥 드럼, 그리고 스타디움을 가득 메운 군중의 함성이 입체적인 공간감으로 리스닝 룸을 채웁니다. 진공관 앰프 특유의 따스한 배음과 아날로그적인 온기는 프레디 머큐리의 미세한 비브라토와 브라이언 메이의 커스텀 기타 ‘레드 스페셜’의 칼칼하면서도 따뜻한 질감을 현장에 있는 듯 생생하게 살려냅니다.</w:t>
+      </w:r>
+    </w:p>
+    <w:p>
+      <w:pPr>
+        <w:spacing w:line="324" w:lineRule="auto" w:after="80"/>
+      </w:pPr>
+      <w:r>
+        <w:rPr w:rFonts="맑은 고딕">
+          <w:rFonts w:ascii="맑은 고딕" w:hAnsi="맑은 고딕" w:eastAsia="맑은 고딕"/>
+          <w:b w:val="0"/>
+          <w:color w:val="6B7280"/>
+          <w:sz w:val="21"/>
+        </w:rPr>
+        <w:t xml:space="preserve">· </w:t>
+      </w:r>
+      <w:r>
+        <w:rPr w:rFonts="맑은 고딕">
+          <w:rFonts w:ascii="맑은 고딕" w:hAnsi="맑은 고딕" w:eastAsia="맑은 고딕"/>
+          <w:b/>
+          <w:color w:val="1F2937"/>
+          <w:sz w:val="21"/>
+        </w:rPr>
+        <w:t xml:space="preserve">소장 가치: </w:t>
+      </w:r>
+      <w:r>
+        <w:rPr w:rFonts="맑은 고딕">
+          <w:rFonts w:ascii="맑은 고딕" w:hAnsi="맑은 고딕" w:eastAsia="맑은 고딕"/>
+          <w:b w:val="0"/>
+          <w:sz w:val="21"/>
+        </w:rPr>
+        <w:t>퀸의 가장 치열하고 화려했던 청춘의 절정이 두 장의 바이닐과 오리지널 게이트폴드 커버에 고스란히 담겨 있어, 소리뿐만 아니라 시각적·역사적 아우라를 동시에 지닌 명반입니다. 아날로그 레코딩 기술의 정점과 무대 예술의 극치를 동시에 소유하고자 하는 오디오파일과 LP 컬렉터라면 결코 놓칠 수 없는 불후의 명품입니다.</w:t>
+      </w:r>
+    </w:p>
+    <w:p>
+      <w:pPr>
+        <w:spacing w:line="324" w:lineRule="auto" w:after="120" w:before="160"/>
+      </w:pPr>
+      <w:r>
+        <w:rPr w:rFonts="맑은 고딕">
+          <w:rFonts w:ascii="맑은 고딕" w:hAnsi="맑은 고딕" w:eastAsia="맑은 고딕"/>
+          <w:b/>
+          <w:color w:val="4338CA"/>
+          <w:sz w:val="21"/>
+        </w:rPr>
+        <w:t>이 음반을 통해 아날로그 바늘 끝에서 피어나는 스타디움의 뜨거운 열기와 퀸이 전해주는 감동을 다시 한번 경험해 보시는 것은 어떨까요?</w:t>
       </w:r>
     </w:p>
     <w:sectPr>
       <w:pgSz w:w="12240" w:h="15840"/>
-      <w:pgMar w:top="1440" w:right="1440" w:bottom="1440" w:left="1440" w:header="720" w:footer="720" w:gutter="0"/>
+      <w:pgMar w:top="1152" w:right="1296" w:bottom="1152" w:left="1296" w:header="720" w:footer="720" w:gutter="0"/>
       <w:cols w:space="720"/>
       <w:docGrid w:linePitch="360"/>
     </w:sectPr>

--- a/word_reports/LP_0286_위치_124_Queen_Live Killers.docx
+++ b/word_reports/LP_0286_위치_124_Queen_Live Killers.docx
@@ -32,7 +32,7 @@
     </w:p>
     <w:p>
       <w:pPr>
-        <w:spacing w:line="324" w:lineRule="auto" w:before="80" w:after="160"/>
+        <w:spacing w:line="324" w:lineRule="auto" w:before="80" w:after="120"/>
       </w:pPr>
       <w:r>
         <w:rPr w:rFonts="맑은 고딕">
@@ -42,13 +42,6 @@
           <w:sz w:val="22"/>
         </w:rPr>
         <w:t xml:space="preserve">[음반 소개] </w:t>
-      </w:r>
-      <w:r>
-        <w:rPr w:rFonts="맑은 고딕">
-          <w:rFonts w:ascii="맑은 고딕" w:hAnsi="맑은 고딕" w:eastAsia="맑은 고딕"/>
-          <w:b w:val="0"/>
-          <w:sz w:val="21"/>
-        </w:rPr>
       </w:r>
     </w:p>
     <w:p>
@@ -61,7 +54,33 @@
           <w:b w:val="0"/>
           <w:sz w:val="21"/>
         </w:rPr>
-        <w:t>1970년대 록의 황금기, 거대한 스타디움을 전율케 했던 퀸의 폭발적인 무대 예술을 두 장의 바이닐에 오롯이 응축해 낸 이들의 첫 공식 더블 라이브 앨범입니다. 스튜디오의 정교한 완벽주의를 넘어 무대 위에서 비로소 온전한 생명력을 얻는 프레디 머큐리의 압도적인 카리스마와 브라이언 메이의 유려한 기타 오케스트레이션이 눈앞에 펼쳐집니다. 수만 관객과 네 명의 천재가 하나의 거대한 호흡으로 교감하던 그 찬란한 밤의 기록은, 반세기가 흐른 오늘날에도 가슴 벅찬 아날로그의 전율을 선사합니다.</w:t>
+        <w:t>1970년대 후반, 세계 대중음악계가 펑크(Punk)의 거친 저항과 디스코의 매혹적인 리듬으로 요동치던 격변의 시기 속에서, 퀸(Queen)은 타협 없는 예술적 야심과 독보적인 글램·오페라틱 록의 정점을 향해 거침없이 질주하고 있었습니다. 1979년 발매된 더블 라이브 앨범 《Live Killers》는 그들이 유럽 대륙을 뒤흔들었던 ‘Jazz Tour’의 치열한 여정 속에서 길어 올린 첫 공식 실황 음반입니다. 스튜디오 음반에서 선보였던 정교한 오버더빙과 완벽주의적 미학의 외피를 과감히 벗어던지고, 관객의 심장 박동과 직접 맞닿은 무대 위에서 네 명의 거장이 뿜어내는 원초적인 생명력과 음악적 카타르시스를 가감 없이 담아냈습니다.</w:t>
+      </w:r>
+    </w:p>
+    <w:p>
+      <w:pPr>
+        <w:spacing w:line="324" w:lineRule="auto" w:after="120"/>
+      </w:pPr>
+      <w:r>
+        <w:rPr w:rFonts="맑은 고딕">
+          <w:rFonts w:ascii="맑은 고딕" w:hAnsi="맑은 고딕" w:eastAsia="맑은 고딕"/>
+          <w:b w:val="0"/>
+          <w:sz w:val="21"/>
+        </w:rPr>
+        <w:t>이 음반은 단순한 공연의 기록을 넘어 20세기 록 음악사가 도달한 가장 찬란하고 극적인 무대 미학의 총체입니다. 거대한 스타디움을 단숨에 장악하는 프레디 머큐리의 압도적인 카리스마와 폭발적이면서도 섬세한 보컬, 브라이언 메이의 붉은 기타(Red Special)가 빚어내는 오케스트라적 음향의 향연, 그리고 존 디콘과 로저 테일러가 직조해 내는 견고하면서도 약동하는 리듬은 라이브 무대라는 공간을 하나의 거대한 종합 예술의 성전으로 탈바꿈시킵니다. 관객들의 우레와 같은 함성과 정교한 연주가 하나로 뒤섞이는 순간, 퀸이 왜 당대 라이브의 제왕이자 ‘음악의 여왕’으로 군림할 수밖에 없었는지가 명징하게 증명됩니다.</w:t>
+      </w:r>
+    </w:p>
+    <w:p>
+      <w:pPr>
+        <w:spacing w:line="324" w:lineRule="auto" w:after="120"/>
+      </w:pPr>
+      <w:r>
+        <w:rPr w:rFonts="맑은 고딕">
+          <w:rFonts w:ascii="맑은 고딕" w:hAnsi="맑은 고딕" w:eastAsia="맑은 고딕"/>
+          <w:b w:val="0"/>
+          <w:sz w:val="21"/>
+        </w:rPr>
+        <w:t>반세기에 가까운 세월이 흐른 오늘날에도 《Live Killers》의 홈을 스치는 바늘 끝에서는 결코 식지 않는 뜨거운 열기와 가슴 저린 서정성이 배어 나옵니다. 무대 위의 고독과 환희를 온몸으로 받아들이며 절규하듯 노래했던 프레디 머큐리의 음성은 시간을 초월하여 여전히 듣는 이의 영혼에 깊은 파동을 일으킵니다. 그것은 박제된 과거의 유물이 아니라, 시대를 뜨겁게 살아낸 청춘들의 꿈과 환희, 그리고 낭만이 가장 순수한 아날로그 사운드로 각인된 불멸의 서사시입니다.</w:t>
       </w:r>
     </w:p>
     <w:p>
@@ -168,7 +187,7 @@
           <w:b w:val="0"/>
           <w:sz w:val="21"/>
         </w:rPr>
-        <w:t>1979년 6월 26일 발매된 퀸의 첫 번째 공식 더블 라이브 음반으로, 1979년 1월부터 3월까지 펼쳐진 유럽 ‘Jazz Tour’의 실황을 담아 스위스 몽트뢰의 마운틴 스튜디오에서 멤버들이 직접 믹싱을 맡아 완성한 역사적 기록물입니다.</w:t>
+        <w:t>1979년 6월 EMI 및 Elektra Records를 통해 발매된 퀸의 첫 번째 공식 더블 실황 음반으로, 1979년 1월부터 3월까지 진행된 유럽 'Jazz Tour' 실황을 스위스 몽트뢰의 마운틴 스튜디오에서 밴드 멤버들이 직접 믹싱하고 다듬어 완성한 역사적 명반입니다.</w:t>
       </w:r>
     </w:p>
     <w:p>
@@ -199,7 +218,7 @@
           <w:b w:val="0"/>
           <w:sz w:val="21"/>
         </w:rPr>
-        <w:t>발매 직후 영국 앨범 차트 3위, 미국 빌보드 200 차트 16위에 올랐으며, 미국 음반산업협회(RIAA)로부터 더블 플래티넘(200만 장 이상) 인증을 받는 등 전 세계 차트를 석권하며 상업적·대중적으로 거대한 성공을 거두었습니다.</w:t>
+        <w:t>발매 직후 영국 앨범 차트 3위, 미국 빌보드 200 차트 16위를 기록하였으며, 미국 음반 산업 협회(RIAA) 더블 플래티넘(200만 장 이상) 및 영국 BPI 골드 인증을 획득하는 등 전 세계 라이브 앨범 역사상 손꼽히는 상업적 성공과 대중적 인기를 누렸습니다.</w:t>
       </w:r>
     </w:p>
     <w:p>
@@ -230,7 +249,7 @@
           <w:b w:val="0"/>
           <w:sz w:val="21"/>
         </w:rPr>
-        <w:t>당대 평단과 유수의 음악 전문지로부터 "1970년대 아레나 록의 절대적 정점을 증명한 기념비적 라이브 명반"이라는 찬사를 받았으며, 오늘날까지도 록 역사상 가장 위대한 실황 앨범 중 하나로 확고한 권위를 인정받고 있습니다.</w:t>
+        <w:t>당대 평단과 음악 애호가들로부터 압도적인 지지를 받으며 주요 음악 전문지로부터 '1970년대를 결산하는 최고의 하드 록 라이브 앨범' 중 하나로 선정되었고, 퀸 특유의 대형 스타디움 록 문법을 세계 음악계에 각인시킨 기념비적 성취로 평가받고 있습니다.</w:t>
       </w:r>
     </w:p>
     <w:p>
@@ -306,7 +325,7 @@
           <w:b w:val="0"/>
           <w:sz w:val="21"/>
         </w:rPr>
-        <w:t>1970년 결성 ~ 현재 (보컬 프레디 머큐리: 1946년 ~ 1991년)</w:t>
+        <w:t>1970년 결성 (프레디 머큐리: 1946년 ~ 1991년)</w:t>
       </w:r>
     </w:p>
     <w:p>
@@ -368,7 +387,7 @@
           <w:b w:val="0"/>
           <w:sz w:val="21"/>
         </w:rPr>
-        <w:t>글램 록, 오페라, 헤비메탈, 팝을 유려하게 융합하며 독창적인 음악적 소우주를 구축한 20세기 대중음악사의 찬란한 전설입니다. 클래식의 웅장한 화성과 록의 야성미를 완벽히 결합하여 '스타디움 록'이라는 장대한 지평을 열었으며, 한계를 모르는 예술혼으로 전 세계 음악 애호가들의 영혼을 사로잡았습니다.</w:t>
+        <w:t>퀸은 클래식 음악의 웅장한 화성과 오페라적 서사, 하드 록의 폭발적인 에너지를 유려하게 융합하여 팝과 록의 경계를 허문 전설적인 밴드입니다. 네 명의 멤버 전원이 시대를 풍미한 명곡을 창작한 천재적 집단이었으며, 프레디 머큐리의 비극적 영웅성과 독창적인 음악성으로 대중음악사에 불멸의 발자취를 남겼습니다.</w:t>
       </w:r>
     </w:p>
     <w:p>
@@ -413,7 +432,7 @@
           <w:b w:val="0"/>
           <w:sz w:val="21"/>
         </w:rPr>
-        <w:t>스튜디오 앨범에서 구축했던 복잡하고 정교한 다중 녹음의 마법을, 일체의 덧칠 없이 오직 네 멤버의 순수한 연주력과 생생한 육성만으로 무대 위에 재현해 낸 걸작입니다. 거친 숨소리와 무대의 열기, 그리고 완벽한 음악성이 결합하여 라이브 밴드로서 퀸의 압도적 위상을 음악사에 영원히 각인시킨 역사적 분기점이라 할 수 있습니다.</w:t>
+        <w:t>《Live Killers》는 1970년대 퀸의 화려한 클래식 록 전성기를 화려하게 집대성하고, 1980년대 팝과 신디사이저 사운드로 도약하기 직전의 가장 원초적이고 강력한 모습을 포착한 역사적 분기점입니다. 스튜디오의 복잡한 멀티트랙 작업을 단 4인의 악기 구성만으로 무대 위에서 완벽히 재현해 냄으로써 이들이 단순한 스튜디오 밴드가 아닌 최정상급 라이브 앙상블임을 확고히 입증했습니다.</w:t>
       </w:r>
     </w:p>
     <w:p>
@@ -444,7 +463,7 @@
           <w:b w:val="0"/>
           <w:sz w:val="21"/>
         </w:rPr>
-        <w:t>펑크의 반항과 디스코의 열풍이 소용돌이치던 1970년대 말, 음악이 어떻게 거대한 군중을 하나로 품고 위로할 수 있는지를 웅변하는 앨범입니다. 프레디 머큐리의 손짓 하나에 수만 명의 청춘들이 환호와 눈물로 화답하던 그 시절의 공기는, 혼란스러운 시대를 열정으로 극복하고자 했던 젊은 날의 순수한 낭만과 벅찬 감성을 고스란히 품고 있습니다.</w:t>
+        <w:t>1970년대 말 유럽 대륙을 감싸던 사회적 불안과 냉전의 공기 속에서, 청춘들에게 퀸의 콘서트는 해방과 카타르시스의 성역이었습니다. 음반 전반에 걸쳐 선명하게 기록된 수만 관중의 일체화된 함성과 노랫소리는, 음악이 언어와 국경의 장벽을 허물고 하나의 거대한 감정의 공동체를 완성하던 아날로그 록 콘서트의 가장 순수한 순간을 증언합니다.</w:t>
       </w:r>
     </w:p>
     <w:p>
@@ -489,7 +508,7 @@
           <w:b w:val="0"/>
           <w:sz w:val="21"/>
         </w:rPr>
-        <w:t>스튜디오 버전과 달리 박진감 넘치는 하드 록으로 질주하는 오프닝 곡 ‘We Will Rock You (Fast)’, 관객들의 서정적인 떼창과 프레디 머큐리의 맑고 애절한 피아노 타건이 감동을 자아내는 ‘Love of My Life’, 브라이언 메이 특유의 딜레이 주법과 영롱한 에코가 돋보이는 대곡 ‘Brighton Rock’, 그리고 록과 오페라의 정수를 무대 위의 야성으로 폭발시키는 ‘Bohemian Rhapsody’에 이르기까지 다채로운 명연의 파노라마가 펼쳐집니다.</w:t>
+        <w:t>원곡보다 훨씬 빠르고 거친 헤비메탈의 질감으로 무대를 여는 'We Will Rock You (Fast)', 스튜디오 오페라 파트를 극적인 테이프 인서트와 폭발적 라이브 연주로 엮어낸 'Bohemian Rhapsody', 12현 기타의 고아한 선율과 관객의 벅찬 합창이 눈물겨운 감동을 낳는 'Love of My Life', 그리고 승리의 찬가로 대미를 장식하는 'We Are The Champions' 등 전 곡이 라이브의 긴장감과 시적 서정미로 가득 차 있습니다.</w:t>
       </w:r>
     </w:p>
     <w:p>
@@ -520,7 +539,7 @@
           <w:b w:val="0"/>
           <w:sz w:val="21"/>
         </w:rPr>
-        <w:t>턴테이블의 바늘이 LP의 깊은 소리골을 스치는 순간, 묵직한 베이스 라인과 웅장한 킥 드럼, 그리고 스타디움을 가득 메운 군중의 함성이 입체적인 공간감으로 리스닝 룸을 채웁니다. 진공관 앰프 특유의 따스한 배음과 아날로그적인 온기는 프레디 머큐리의 미세한 비브라토와 브라이언 메이의 커스텀 기타 ‘레드 스페셜’의 칼칼하면서도 따뜻한 질감을 현장에 있는 듯 생생하게 살려냅니다.</w:t>
+        <w:t>진공관 앰프의 온화한 배음과 턴테이블의 세밀한 카트리지를 통해 감상할 때, 이 음반은 아레나를 울리는 거대한 잔향과 브라이언 메이 기타 앰프의 날것 그대로의 질감을 입체적으로 재현합니다. 바이닐 표면을 긁어내듯 흐르는 미세한 소음조차 당시 공연장의 뜨거운 먼지와 객석의 숨결로 치환되어 황홀한 아날로그적 공감각을 자아냅니다.</w:t>
       </w:r>
     </w:p>
     <w:p>
@@ -551,7 +570,7 @@
           <w:b w:val="0"/>
           <w:sz w:val="21"/>
         </w:rPr>
-        <w:t>퀸의 가장 치열하고 화려했던 청춘의 절정이 두 장의 바이닐과 오리지널 게이트폴드 커버에 고스란히 담겨 있어, 소리뿐만 아니라 시각적·역사적 아우라를 동시에 지닌 명반입니다. 아날로그 레코딩 기술의 정점과 무대 예술의 극치를 동시에 소유하고자 하는 오디오파일과 LP 컬렉터라면 결코 놓칠 수 없는 불후의 명품입니다.</w:t>
+        <w:t>거대한 조명 장치 아래 멤버들의 역동적인 실루엣이 새겨진 게이트폴더 커버와 2장의 묵직한 LP는 그 자체로 1970년대 록 황금기를 손에 쥐는 특별한 미학적 경험을 선사합니다. 디지털 리마스터링 음원이 흉내 낼 수 없는 당대 현장의 공기감과 역동적인 다이내믹스가 고스란히 담겨 있어, 정통 LP 컬렉터라면 반드시 소장해야 할 아날로그의 정수입니다.</w:t>
       </w:r>
     </w:p>
     <w:p>
@@ -565,7 +584,7 @@
           <w:color w:val="4338CA"/>
           <w:sz w:val="21"/>
         </w:rPr>
-        <w:t>이 음반을 통해 아날로그 바늘 끝에서 피어나는 스타디움의 뜨거운 열기와 퀸이 전해주는 감동을 다시 한번 경험해 보시는 것은 어떨까요?</w:t>
+        <w:t>이 음반을 통해 아날로그 바늘 끝에서 피어오르는 전설적인 네 거장의 뜨거운 숨결과 불멸의 서정성이 전해주는 감동을 다시 한번 경험해 보시는 것은 어떨까요?</w:t>
       </w:r>
     </w:p>
     <w:sectPr>
